--- a/Database System/labs/lab1/实验1-指导书.docx
+++ b/Database System/labs/lab1/实验1-指导书.docx
@@ -22,6 +22,7 @@
         </w:rPr>
         <w:t>实验</w:t>
       </w:r>
+      <w:proofErr w:type="gramStart"/>
       <w:r>
         <w:rPr>
           <w:rFonts w:ascii="Times New Roman" w:eastAsia="SimHei" w:hAnsi="SimHei" w:hint="eastAsia"/>
@@ -30,6 +31,7 @@
         </w:rPr>
         <w:t>一</w:t>
       </w:r>
+      <w:proofErr w:type="gramEnd"/>
       <w:r>
         <w:rPr>
           <w:rFonts w:ascii="Times New Roman" w:eastAsia="SimHei" w:hAnsi="SimHei"/>
@@ -238,12 +240,39 @@
       <w:pPr>
         <w:ind w:firstLine="420"/>
         <w:rPr>
+          <w:rFonts w:ascii="Times New Roman" w:hAnsi="SimSun"/>
+          <w:kern w:val="0"/>
+          <w:sz w:val="24"/>
+          <w:szCs w:val="24"/>
+        </w:rPr>
+      </w:pPr>
+      <w:r>
+        <w:rPr>
+          <w:rFonts w:ascii="Times New Roman" w:hAnsi="SimSun"/>
+          <w:kern w:val="0"/>
+          <w:sz w:val="24"/>
+          <w:szCs w:val="24"/>
+        </w:rPr>
+        <w:t>Windows</w:t>
+      </w:r>
+      <w:r>
+        <w:rPr>
           <w:rFonts w:ascii="Times New Roman" w:hAnsi="SimSun" w:hint="eastAsia"/>
           <w:kern w:val="0"/>
           <w:sz w:val="24"/>
           <w:szCs w:val="24"/>
         </w:rPr>
-      </w:pPr>
+        <w:t>或</w:t>
+      </w:r>
+      <w:r>
+        <w:rPr>
+          <w:rFonts w:ascii="Times New Roman" w:hAnsi="SimSun" w:hint="eastAsia"/>
+          <w:kern w:val="0"/>
+          <w:sz w:val="24"/>
+          <w:szCs w:val="24"/>
+        </w:rPr>
+        <w:t>mac</w:t>
+      </w:r>
       <w:r>
         <w:rPr>
           <w:rFonts w:ascii="Times New Roman" w:hAnsi="SimSun"/>
@@ -251,7 +280,7 @@
           <w:sz w:val="24"/>
           <w:szCs w:val="24"/>
         </w:rPr>
-        <w:t>Windows</w:t>
+        <w:t>OS</w:t>
       </w:r>
       <w:r>
         <w:rPr>
@@ -260,7 +289,16 @@
           <w:sz w:val="24"/>
           <w:szCs w:val="24"/>
         </w:rPr>
-        <w:t>或</w:t>
+        <w:t>操作系统、</w:t>
+      </w:r>
+      <w:r>
+        <w:rPr>
+          <w:rFonts w:ascii="Times New Roman" w:hAnsi="SimSun"/>
+          <w:kern w:val="0"/>
+          <w:sz w:val="24"/>
+          <w:szCs w:val="24"/>
+        </w:rPr>
+        <w:t xml:space="preserve">MySQL </w:t>
       </w:r>
       <w:r>
         <w:rPr>
@@ -269,7 +307,7 @@
           <w:sz w:val="24"/>
           <w:szCs w:val="24"/>
         </w:rPr>
-        <w:t>mac</w:t>
+        <w:t>关系数据库管理系统、</w:t>
       </w:r>
       <w:r>
         <w:rPr>
@@ -278,7 +316,7 @@
           <w:sz w:val="24"/>
           <w:szCs w:val="24"/>
         </w:rPr>
-        <w:t>OS</w:t>
+        <w:t>MinGW</w:t>
       </w:r>
       <w:r>
         <w:rPr>
@@ -287,7 +325,7 @@
           <w:sz w:val="24"/>
           <w:szCs w:val="24"/>
         </w:rPr>
-        <w:t>操作系统、</w:t>
+        <w:t>编译器或</w:t>
       </w:r>
       <w:r>
         <w:rPr>
@@ -296,7 +334,7 @@
           <w:sz w:val="24"/>
           <w:szCs w:val="24"/>
         </w:rPr>
-        <w:t xml:space="preserve">MySQL </w:t>
+        <w:t>Microsoft Visual C++</w:t>
       </w:r>
       <w:r>
         <w:rPr>
@@ -305,7 +343,34 @@
           <w:sz w:val="24"/>
           <w:szCs w:val="24"/>
         </w:rPr>
-        <w:t>关系数据库管理系统、</w:t>
+        <w:t>编译器。</w:t>
+      </w:r>
+      <w:r>
+        <w:rPr>
+          <w:rFonts w:ascii="Times New Roman" w:hAnsi="SimSun" w:hint="eastAsia"/>
+          <w:kern w:val="0"/>
+          <w:sz w:val="24"/>
+          <w:szCs w:val="24"/>
+        </w:rPr>
+        <w:t>(</w:t>
+      </w:r>
+      <w:r>
+        <w:rPr>
+          <w:rFonts w:ascii="Times New Roman" w:hAnsi="SimSun" w:hint="eastAsia"/>
+          <w:kern w:val="0"/>
+          <w:sz w:val="24"/>
+          <w:szCs w:val="24"/>
+        </w:rPr>
+        <w:t>可以用其他操作系统、编程环境和编译器，数据库尽量选择</w:t>
+      </w:r>
+      <w:r>
+        <w:rPr>
+          <w:rFonts w:ascii="Times New Roman" w:hAnsi="SimSun" w:hint="eastAsia"/>
+          <w:kern w:val="0"/>
+          <w:sz w:val="24"/>
+          <w:szCs w:val="24"/>
+        </w:rPr>
+        <w:t>MySQL</w:t>
       </w:r>
       <w:r>
         <w:rPr>
@@ -314,69 +379,6 @@
           <w:sz w:val="24"/>
           <w:szCs w:val="24"/>
         </w:rPr>
-        <w:t>MinGW</w:t>
-      </w:r>
-      <w:r>
-        <w:rPr>
-          <w:rFonts w:ascii="Times New Roman" w:hAnsi="SimSun" w:hint="eastAsia"/>
-          <w:kern w:val="0"/>
-          <w:sz w:val="24"/>
-          <w:szCs w:val="24"/>
-        </w:rPr>
-        <w:t>编译器或</w:t>
-      </w:r>
-      <w:r>
-        <w:rPr>
-          <w:rFonts w:ascii="Times New Roman" w:hAnsi="SimSun"/>
-          <w:kern w:val="0"/>
-          <w:sz w:val="24"/>
-          <w:szCs w:val="24"/>
-        </w:rPr>
-        <w:t>Microsoft Visual C++</w:t>
-      </w:r>
-      <w:r>
-        <w:rPr>
-          <w:rFonts w:ascii="Times New Roman" w:hAnsi="SimSun" w:hint="eastAsia"/>
-          <w:kern w:val="0"/>
-          <w:sz w:val="24"/>
-          <w:szCs w:val="24"/>
-        </w:rPr>
-        <w:t>编译器。</w:t>
-      </w:r>
-      <w:r>
-        <w:rPr>
-          <w:rFonts w:ascii="Times New Roman" w:hAnsi="SimSun" w:hint="eastAsia"/>
-          <w:kern w:val="0"/>
-          <w:sz w:val="24"/>
-          <w:szCs w:val="24"/>
-        </w:rPr>
-        <w:t>(</w:t>
-      </w:r>
-      <w:r>
-        <w:rPr>
-          <w:rFonts w:ascii="Times New Roman" w:hAnsi="SimSun" w:hint="eastAsia"/>
-          <w:kern w:val="0"/>
-          <w:sz w:val="24"/>
-          <w:szCs w:val="24"/>
-        </w:rPr>
-        <w:t>可以用其他操作系统、编程环境和编译器，数据库尽量选择</w:t>
-      </w:r>
-      <w:r>
-        <w:rPr>
-          <w:rFonts w:ascii="Times New Roman" w:hAnsi="SimSun" w:hint="eastAsia"/>
-          <w:kern w:val="0"/>
-          <w:sz w:val="24"/>
-          <w:szCs w:val="24"/>
-        </w:rPr>
-        <w:t>MySQL</w:t>
-      </w:r>
-      <w:r>
-        <w:rPr>
-          <w:rFonts w:ascii="Times New Roman" w:hAnsi="SimSun"/>
-          <w:kern w:val="0"/>
-          <w:sz w:val="24"/>
-          <w:szCs w:val="24"/>
-        </w:rPr>
         <w:t>)</w:t>
       </w:r>
     </w:p>
@@ -466,7 +468,7 @@
       <w:pPr>
         <w:outlineLvl w:val="0"/>
         <w:rPr>
-          <w:rFonts w:ascii="Times New Roman" w:hAnsi="Times New Roman" w:hint="eastAsia"/>
+          <w:rFonts w:ascii="Times New Roman" w:hAnsi="Times New Roman"/>
           <w:b/>
           <w:sz w:val="28"/>
           <w:szCs w:val="28"/>
@@ -503,13 +505,10 @@
     <w:p>
       <w:pPr>
         <w:ind w:firstLine="420"/>
+      </w:pPr>
+      <w:r>
         <w:rPr>
           <w:rFonts w:hint="eastAsia"/>
-        </w:rPr>
-      </w:pPr>
-      <w:r>
-        <w:rPr>
-          <w:rFonts w:hint="eastAsia"/>
           <w:sz w:val="24"/>
         </w:rPr>
         <w:t>开发一个数据库系统，可以参考教材的例子。</w:t>
@@ -519,7 +518,7 @@
       <w:pPr>
         <w:outlineLvl w:val="0"/>
         <w:rPr>
-          <w:rFonts w:ascii="Times New Roman" w:hAnsi="Times New Roman" w:hint="eastAsia"/>
+          <w:rFonts w:ascii="Times New Roman" w:hAnsi="Times New Roman"/>
           <w:b/>
           <w:sz w:val="28"/>
           <w:szCs w:val="28"/>
@@ -551,7 +550,7 @@
           <w:numId w:val="1"/>
         </w:numPr>
         <w:rPr>
-          <w:rFonts w:ascii="Times New Roman" w:hint="eastAsia"/>
+          <w:rFonts w:ascii="Times New Roman"/>
           <w:sz w:val="24"/>
           <w:szCs w:val="24"/>
         </w:rPr>
@@ -572,13 +571,23 @@
         </w:rPr>
         <w:t>E-R</w:t>
       </w:r>
-      <w:r>
-        <w:rPr>
-          <w:rFonts w:ascii="Times New Roman" w:hint="eastAsia"/>
-          <w:sz w:val="24"/>
-          <w:szCs w:val="24"/>
-        </w:rPr>
-        <w:t>图至少包括</w:t>
+      <w:proofErr w:type="gramStart"/>
+      <w:r>
+        <w:rPr>
+          <w:rFonts w:ascii="Times New Roman" w:hint="eastAsia"/>
+          <w:sz w:val="24"/>
+          <w:szCs w:val="24"/>
+        </w:rPr>
+        <w:t>图至少</w:t>
+      </w:r>
+      <w:proofErr w:type="gramEnd"/>
+      <w:r>
+        <w:rPr>
+          <w:rFonts w:ascii="Times New Roman" w:hint="eastAsia"/>
+          <w:sz w:val="24"/>
+          <w:szCs w:val="24"/>
+        </w:rPr>
+        <w:t>包括</w:t>
       </w:r>
       <w:r>
         <w:rPr>
@@ -620,18 +629,36 @@
           <w:numId w:val="1"/>
         </w:numPr>
         <w:rPr>
-          <w:rFonts w:ascii="Times New Roman" w:hint="eastAsia"/>
-          <w:sz w:val="24"/>
-          <w:szCs w:val="24"/>
-        </w:rPr>
-      </w:pPr>
-      <w:r>
-        <w:rPr>
-          <w:rFonts w:ascii="Times New Roman" w:hint="eastAsia"/>
-          <w:sz w:val="24"/>
-          <w:szCs w:val="24"/>
-        </w:rPr>
-        <w:t>在设计的关系中需要体现关系完整性约束：主键约束、外键约束，空值约束。</w:t>
+          <w:rFonts w:ascii="Times New Roman"/>
+          <w:sz w:val="24"/>
+          <w:szCs w:val="24"/>
+        </w:rPr>
+      </w:pPr>
+      <w:r>
+        <w:rPr>
+          <w:rFonts w:ascii="Times New Roman" w:hint="eastAsia"/>
+          <w:sz w:val="24"/>
+          <w:szCs w:val="24"/>
+        </w:rPr>
+        <w:t>在设计的关系中需要体现关系完整性约束：主键约束、</w:t>
+      </w:r>
+      <w:proofErr w:type="gramStart"/>
+      <w:r>
+        <w:rPr>
+          <w:rFonts w:ascii="Times New Roman" w:hint="eastAsia"/>
+          <w:sz w:val="24"/>
+          <w:szCs w:val="24"/>
+        </w:rPr>
+        <w:t>外键约束</w:t>
+      </w:r>
+      <w:proofErr w:type="gramEnd"/>
+      <w:r>
+        <w:rPr>
+          <w:rFonts w:ascii="Times New Roman" w:hint="eastAsia"/>
+          <w:sz w:val="24"/>
+          <w:szCs w:val="24"/>
+        </w:rPr>
+        <w:t>，空值约束。</w:t>
       </w:r>
     </w:p>
     <w:p>
@@ -641,14 +668,18 @@
           <w:numId w:val="1"/>
         </w:numPr>
         <w:rPr>
-          <w:rFonts w:ascii="Times New Roman" w:hint="eastAsia"/>
-          <w:sz w:val="24"/>
-          <w:szCs w:val="24"/>
-        </w:rPr>
-      </w:pPr>
-      <w:r>
-        <w:rPr>
-          <w:rFonts w:ascii="Times New Roman" w:hint="eastAsia"/>
+          <w:rFonts w:ascii="Times New Roman"/>
+          <w:b/>
+          <w:bCs/>
+          <w:sz w:val="24"/>
+          <w:szCs w:val="24"/>
+        </w:rPr>
+      </w:pPr>
+      <w:r>
+        <w:rPr>
+          <w:rFonts w:ascii="Times New Roman" w:hint="eastAsia"/>
+          <w:b/>
+          <w:bCs/>
           <w:sz w:val="24"/>
           <w:szCs w:val="24"/>
         </w:rPr>
@@ -662,18 +693,44 @@
           <w:numId w:val="1"/>
         </w:numPr>
         <w:rPr>
-          <w:rFonts w:ascii="Times New Roman" w:hint="eastAsia"/>
-          <w:sz w:val="24"/>
-          <w:szCs w:val="24"/>
-        </w:rPr>
-      </w:pPr>
-      <w:r>
-        <w:rPr>
-          <w:rFonts w:ascii="Times New Roman" w:hint="eastAsia"/>
-          <w:sz w:val="24"/>
-          <w:szCs w:val="24"/>
-        </w:rPr>
-        <w:t>该系统功能必须包括：插入、删除、连接查询、嵌套查询、分组查询。其中插入，删除操作需体现关系表的完整性约束，例如插入空值、重复值、删除不存在的记录时需输出报错。</w:t>
+          <w:rFonts w:ascii="Times New Roman"/>
+          <w:b/>
+          <w:bCs/>
+          <w:sz w:val="24"/>
+          <w:szCs w:val="24"/>
+        </w:rPr>
+      </w:pPr>
+      <w:r>
+        <w:rPr>
+          <w:rFonts w:ascii="Times New Roman" w:hint="eastAsia"/>
+          <w:b/>
+          <w:bCs/>
+          <w:sz w:val="24"/>
+          <w:szCs w:val="24"/>
+        </w:rPr>
+        <w:t>该系统功能必须包括：插入、删除、连接查询、嵌套查询、分组查询。其中插入，删除操作</w:t>
+      </w:r>
+      <w:proofErr w:type="gramStart"/>
+      <w:r>
+        <w:rPr>
+          <w:rFonts w:ascii="Times New Roman" w:hint="eastAsia"/>
+          <w:b/>
+          <w:bCs/>
+          <w:sz w:val="24"/>
+          <w:szCs w:val="24"/>
+        </w:rPr>
+        <w:t>需体现</w:t>
+      </w:r>
+      <w:proofErr w:type="gramEnd"/>
+      <w:r>
+        <w:rPr>
+          <w:rFonts w:ascii="Times New Roman" w:hint="eastAsia"/>
+          <w:b/>
+          <w:bCs/>
+          <w:sz w:val="24"/>
+          <w:szCs w:val="24"/>
+        </w:rPr>
+        <w:t>关系表的完整性约束，例如插入空值、重复值、删除不存在的记录时需输出报错。</w:t>
       </w:r>
     </w:p>
     <w:p>
@@ -684,13 +741,17 @@
         </w:numPr>
         <w:rPr>
           <w:rFonts w:ascii="Times New Roman"/>
-          <w:sz w:val="24"/>
-          <w:szCs w:val="24"/>
-        </w:rPr>
-      </w:pPr>
-      <w:r>
-        <w:rPr>
-          <w:rFonts w:ascii="Times New Roman" w:hint="eastAsia"/>
+          <w:b/>
+          <w:bCs/>
+          <w:sz w:val="24"/>
+          <w:szCs w:val="24"/>
+        </w:rPr>
+      </w:pPr>
+      <w:r>
+        <w:rPr>
+          <w:rFonts w:ascii="Times New Roman" w:hint="eastAsia"/>
+          <w:b/>
+          <w:bCs/>
           <w:sz w:val="24"/>
           <w:szCs w:val="24"/>
         </w:rPr>
@@ -733,7 +794,7 @@
           <w:numId w:val="2"/>
         </w:numPr>
         <w:rPr>
-          <w:rFonts w:ascii="Times New Roman" w:hAnsi="Times New Roman" w:hint="eastAsia"/>
+          <w:rFonts w:ascii="Times New Roman" w:hAnsi="Times New Roman"/>
           <w:sz w:val="24"/>
           <w:szCs w:val="24"/>
         </w:rPr>
@@ -770,7 +831,7 @@
           <w:numId w:val="2"/>
         </w:numPr>
         <w:rPr>
-          <w:rFonts w:ascii="Times New Roman" w:hAnsi="Times New Roman" w:hint="eastAsia"/>
+          <w:rFonts w:ascii="Times New Roman" w:hAnsi="Times New Roman"/>
           <w:sz w:val="24"/>
           <w:szCs w:val="24"/>
         </w:rPr>
@@ -791,7 +852,7 @@
           <w:numId w:val="2"/>
         </w:numPr>
         <w:rPr>
-          <w:rFonts w:ascii="Times New Roman" w:hAnsi="Times New Roman" w:hint="eastAsia"/>
+          <w:rFonts w:ascii="Times New Roman" w:hAnsi="Times New Roman"/>
           <w:sz w:val="24"/>
           <w:szCs w:val="24"/>
         </w:rPr>
@@ -825,7 +886,7 @@
       <w:pPr>
         <w:outlineLvl w:val="0"/>
         <w:rPr>
-          <w:rFonts w:ascii="Times New Roman" w:hAnsi="Times New Roman" w:hint="eastAsia"/>
+          <w:rFonts w:ascii="Times New Roman" w:hAnsi="Times New Roman"/>
           <w:b/>
           <w:sz w:val="28"/>
           <w:szCs w:val="28"/>
@@ -967,7 +1028,25 @@
           <w:sz w:val="24"/>
           <w:szCs w:val="24"/>
         </w:rPr>
-        <w:t>）。注意，用户可以全部、部分或不录入个人经历信息；</w:t>
+        <w:t>）。注意，用户可以全部、部分或</w:t>
+      </w:r>
+      <w:proofErr w:type="gramStart"/>
+      <w:r>
+        <w:rPr>
+          <w:rFonts w:ascii="Times New Roman" w:hint="eastAsia"/>
+          <w:sz w:val="24"/>
+          <w:szCs w:val="24"/>
+        </w:rPr>
+        <w:t>不</w:t>
+      </w:r>
+      <w:proofErr w:type="gramEnd"/>
+      <w:r>
+        <w:rPr>
+          <w:rFonts w:ascii="Times New Roman" w:hint="eastAsia"/>
+          <w:sz w:val="24"/>
+          <w:szCs w:val="24"/>
+        </w:rPr>
+        <w:t>录入个人经历信息；</w:t>
       </w:r>
     </w:p>
     <w:p>
@@ -1116,7 +1195,25 @@
           <w:sz w:val="24"/>
           <w:szCs w:val="24"/>
         </w:rPr>
-        <w:t>，注意，若用户删除自己发表的日志，则相关回复信息也将全部被删除；</w:t>
+        <w:t>，注意，若用户删除自己发表的日志，</w:t>
+      </w:r>
+      <w:proofErr w:type="gramStart"/>
+      <w:r>
+        <w:rPr>
+          <w:rFonts w:ascii="Times New Roman" w:hint="eastAsia"/>
+          <w:sz w:val="24"/>
+          <w:szCs w:val="24"/>
+        </w:rPr>
+        <w:t>则相关</w:t>
+      </w:r>
+      <w:proofErr w:type="gramEnd"/>
+      <w:r>
+        <w:rPr>
+          <w:rFonts w:ascii="Times New Roman" w:hint="eastAsia"/>
+          <w:sz w:val="24"/>
+          <w:szCs w:val="24"/>
+        </w:rPr>
+        <w:t>回复信息也将全部被删除；</w:t>
       </w:r>
     </w:p>
     <w:p>
@@ -1216,7 +1313,7 @@
       <w:pPr>
         <w:ind w:left="840"/>
         <w:rPr>
-          <w:rFonts w:ascii="Times New Roman" w:hint="eastAsia"/>
+          <w:rFonts w:ascii="Times New Roman"/>
           <w:sz w:val="24"/>
           <w:szCs w:val="24"/>
         </w:rPr>
@@ -1225,38 +1322,38 @@
     <w:p>
       <w:pPr>
         <w:ind w:left="420"/>
-        <w:rPr>
-          <w:rFonts w:ascii="Times New Roman" w:hint="eastAsia"/>
-          <w:color w:val="FF0000"/>
-          <w:sz w:val="24"/>
-          <w:szCs w:val="24"/>
-        </w:rPr>
-      </w:pPr>
-      <w:r>
-        <w:rPr>
-          <w:rFonts w:ascii="Times New Roman" w:hint="eastAsia"/>
-          <w:color w:val="FF0000"/>
-          <w:sz w:val="24"/>
-          <w:szCs w:val="24"/>
-        </w:rPr>
-        <w:t>注意：</w:t>
-      </w:r>
-      <w:r>
-        <w:rPr>
-          <w:rFonts w:ascii="Times New Roman" w:hint="eastAsia"/>
-          <w:color w:val="FF0000"/>
-          <w:sz w:val="24"/>
-          <w:szCs w:val="24"/>
-        </w:rPr>
-        <w:t>3</w:t>
-      </w:r>
-      <w:r>
         <w:rPr>
           <w:rFonts w:ascii="Times New Roman"/>
           <w:color w:val="FF0000"/>
           <w:sz w:val="24"/>
           <w:szCs w:val="24"/>
         </w:rPr>
+      </w:pPr>
+      <w:r>
+        <w:rPr>
+          <w:rFonts w:ascii="Times New Roman" w:hint="eastAsia"/>
+          <w:color w:val="FF0000"/>
+          <w:sz w:val="24"/>
+          <w:szCs w:val="24"/>
+        </w:rPr>
+        <w:t>注意：</w:t>
+      </w:r>
+      <w:r>
+        <w:rPr>
+          <w:rFonts w:ascii="Times New Roman" w:hint="eastAsia"/>
+          <w:color w:val="FF0000"/>
+          <w:sz w:val="24"/>
+          <w:szCs w:val="24"/>
+        </w:rPr>
+        <w:t>3</w:t>
+      </w:r>
+      <w:r>
+        <w:rPr>
+          <w:rFonts w:ascii="Times New Roman"/>
+          <w:color w:val="FF0000"/>
+          <w:sz w:val="24"/>
+          <w:szCs w:val="24"/>
+        </w:rPr>
         <w:t>.3</w:t>
       </w:r>
       <w:r>
@@ -1339,13 +1436,23 @@
         </w:rPr>
         <w:t>视图，</w:t>
       </w:r>
-      <w:r>
-        <w:rPr>
-          <w:rFonts w:ascii="Times New Roman" w:hAnsi="Times New Roman" w:hint="eastAsia"/>
-          <w:sz w:val="24"/>
-          <w:szCs w:val="24"/>
-        </w:rPr>
-        <w:t>最关键代码、运行界面、以及遇到并解决的问题等。实验报告的文件命名格式为“实验</w:t>
+      <w:proofErr w:type="gramStart"/>
+      <w:r>
+        <w:rPr>
+          <w:rFonts w:ascii="Times New Roman" w:hAnsi="Times New Roman" w:hint="eastAsia"/>
+          <w:sz w:val="24"/>
+          <w:szCs w:val="24"/>
+        </w:rPr>
+        <w:t>最</w:t>
+      </w:r>
+      <w:proofErr w:type="gramEnd"/>
+      <w:r>
+        <w:rPr>
+          <w:rFonts w:ascii="Times New Roman" w:hAnsi="Times New Roman" w:hint="eastAsia"/>
+          <w:sz w:val="24"/>
+          <w:szCs w:val="24"/>
+        </w:rPr>
+        <w:t>关键代码、运行界面、以及遇到并解决的问题等。实验报告的文件命名格式为“实验</w:t>
       </w:r>
       <w:r>
         <w:rPr>
@@ -1448,7 +1555,27 @@
           <w:sz w:val="24"/>
           <w:szCs w:val="24"/>
         </w:rPr>
-        <w:t xml:space="preserve">Abraham Silberschatz, Henry F.Korth. </w:t>
+        <w:t xml:space="preserve">Abraham Silberschatz, Henry </w:t>
+      </w:r>
+      <w:proofErr w:type="spellStart"/>
+      <w:proofErr w:type="gramStart"/>
+      <w:r>
+        <w:rPr>
+          <w:rFonts w:ascii="Times New Roman" w:hAnsi="Times New Roman" w:hint="eastAsia"/>
+          <w:sz w:val="24"/>
+          <w:szCs w:val="24"/>
+        </w:rPr>
+        <w:t>F.Korth</w:t>
+      </w:r>
+      <w:proofErr w:type="spellEnd"/>
+      <w:proofErr w:type="gramEnd"/>
+      <w:r>
+        <w:rPr>
+          <w:rFonts w:ascii="Times New Roman" w:hAnsi="Times New Roman" w:hint="eastAsia"/>
+          <w:sz w:val="24"/>
+          <w:szCs w:val="24"/>
+        </w:rPr>
+        <w:t xml:space="preserve">. </w:t>
       </w:r>
       <w:r>
         <w:rPr>
@@ -1894,7 +2021,7 @@
     <w:lsdException w:name="HTML Sample" w:semiHidden="1" w:unhideWhenUsed="1"/>
     <w:lsdException w:name="HTML Typewriter" w:semiHidden="1" w:unhideWhenUsed="1"/>
     <w:lsdException w:name="HTML Variable" w:semiHidden="1" w:unhideWhenUsed="1"/>
-    <w:lsdException w:name="Normal Table" w:unhideWhenUsed="1" w:qFormat="1"/>
+    <w:lsdException w:name="Normal Table" w:semiHidden="1" w:unhideWhenUsed="1" w:qFormat="1"/>
     <w:lsdException w:name="annotation subject" w:semiHidden="1" w:unhideWhenUsed="1"/>
     <w:lsdException w:name="No List" w:semiHidden="1" w:unhideWhenUsed="1"/>
     <w:lsdException w:name="Outline List 1" w:semiHidden="1" w:unhideWhenUsed="1"/>
@@ -2182,14 +2309,16 @@
   <w:style w:type="character" w:default="1" w:styleId="a0">
     <w:name w:val="Default Paragraph Font"/>
     <w:uiPriority w:val="1"/>
+    <w:semiHidden/>
     <w:unhideWhenUsed/>
   </w:style>
   <w:style w:type="table" w:default="1" w:styleId="a1">
     <w:name w:val="Normal Table"/>
     <w:uiPriority w:val="99"/>
+    <w:semiHidden/>
     <w:unhideWhenUsed/>
-    <w:qFormat/>
     <w:tblPr>
+      <w:tblInd w:w="0" w:type="dxa"/>
       <w:tblCellMar>
         <w:top w:w="0" w:type="dxa"/>
         <w:left w:w="108" w:type="dxa"/>
